--- a/Capstone-final-project/DAY3-Appointment Slot Management.docx
+++ b/Capstone-final-project/DAY3-Appointment Slot Management.docx
@@ -76,6 +76,7 @@
           <w:pgNumType w:fmt="decimal"/>
           <w:formProt w:val="false"/>
           <w:textDirection w:val="lrTb"/>
+          <w:docGrid w:type="default" w:linePitch="100" w:charSpace="0"/>
         </w:sectPr>
       </w:pPr>
     </w:p>
@@ -102,6 +103,7 @@
           <w:pgMar w:left="1134" w:right="1134" w:gutter="0" w:header="0" w:top="1134" w:footer="0" w:bottom="1134"/>
           <w:formProt w:val="false"/>
           <w:textDirection w:val="lrTb"/>
+          <w:docGrid w:type="default" w:linePitch="100" w:charSpace="0"/>
         </w:sectPr>
       </w:pPr>
     </w:p>
@@ -116,107 +118,6 @@
       <w:r>
         <w:rPr/>
         <w:t>Example:</w:t>
-      </w:r>
-    </w:p>
-    <w:p>
-      <w:pPr>
-        <w:sectPr>
-          <w:type w:val="continuous"/>
-          <w:pgSz w:w="11906" w:h="16838"/>
-          <w:pgMar w:left="1134" w:right="1134" w:gutter="0" w:header="0" w:top="1134" w:footer="0" w:bottom="1134"/>
-          <w:pgNumType w:fmt="decimal"/>
-          <w:formProt w:val="false"/>
-          <w:textDirection w:val="lrTb"/>
-        </w:sectPr>
-      </w:pPr>
-    </w:p>
-    <w:p>
-      <w:pPr>
-        <w:pStyle w:val="PreformattedText"/>
-        <w:bidi w:val="0"/>
-        <w:spacing w:before="0" w:after="0"/>
-        <w:jc w:val="left"/>
-        <w:rPr/>
-      </w:pPr>
-      <w:bookmarkStart w:id="0" w:name="code-block-viewer"/>
-      <w:bookmarkEnd w:id="0"/>
-      <w:r>
-        <w:rPr>
-          <w:rStyle w:val="SourceText"/>
-        </w:rPr>
-        <w:t>Technician: Ravi</w:t>
-      </w:r>
-    </w:p>
-    <w:p>
-      <w:pPr>
-        <w:pStyle w:val="PreformattedText"/>
-        <w:bidi w:val="0"/>
-        <w:spacing w:before="0" w:after="0"/>
-        <w:jc w:val="left"/>
-        <w:rPr/>
-      </w:pPr>
-      <w:r>
-        <w:rPr/>
-      </w:r>
-    </w:p>
-    <w:p>
-      <w:pPr>
-        <w:pStyle w:val="PreformattedText"/>
-        <w:bidi w:val="0"/>
-        <w:spacing w:before="0" w:after="0"/>
-        <w:jc w:val="left"/>
-        <w:rPr/>
-      </w:pPr>
-      <w:r>
-        <w:rPr>
-          <w:rStyle w:val="SourceText"/>
-        </w:rPr>
-        <w:t>09:00 - 09:30   AVAILABLE</w:t>
-      </w:r>
-    </w:p>
-    <w:p>
-      <w:pPr>
-        <w:pStyle w:val="PreformattedText"/>
-        <w:bidi w:val="0"/>
-        <w:spacing w:before="0" w:after="0"/>
-        <w:jc w:val="left"/>
-        <w:rPr/>
-      </w:pPr>
-      <w:r>
-        <w:rPr>
-          <w:rStyle w:val="SourceText"/>
-        </w:rPr>
-        <w:t>10:00 - 10:30   AVAILABLE</w:t>
-      </w:r>
-    </w:p>
-    <w:p>
-      <w:pPr>
-        <w:pStyle w:val="PreformattedText"/>
-        <w:bidi w:val="0"/>
-        <w:spacing w:before="0" w:after="0"/>
-        <w:jc w:val="left"/>
-        <w:rPr/>
-      </w:pPr>
-      <w:r>
-        <w:rPr>
-          <w:rStyle w:val="SourceText"/>
-        </w:rPr>
-        <w:t>11:00 - 11:30   BOOKED</w:t>
-      </w:r>
-    </w:p>
-    <w:p>
-      <w:pPr>
-        <w:pStyle w:val="PreformattedText"/>
-        <w:bidi w:val="0"/>
-        <w:spacing w:before="0" w:after="283"/>
-        <w:jc w:val="left"/>
-        <w:rPr/>
-      </w:pPr>
-      <w:r>
-        <w:rPr>
-          <w:rStyle w:val="SourceText"/>
-        </w:rPr>
-        <w:t>14:00 - 14:30   AVAILABLE</w:t>
       </w:r>
     </w:p>
     <w:p>
@@ -227,63 +128,82 @@
           <w:pgMar w:left="1134" w:right="1134" w:gutter="0" w:header="0" w:top="1134" w:footer="0" w:bottom="1134"/>
           <w:formProt w:val="false"/>
           <w:textDirection w:val="lrTb"/>
+          <w:docGrid w:type="default" w:linePitch="100" w:charSpace="0"/>
         </w:sectPr>
       </w:pPr>
     </w:p>
     <w:p>
       <w:pPr>
-        <w:pStyle w:val="Heading3"/>
-        <w:bidi w:val="0"/>
-        <w:jc w:val="left"/>
-        <w:rPr/>
-      </w:pPr>
-      <w:r>
-        <w:rPr/>
-        <w:t>APIs</w:t>
-      </w:r>
-    </w:p>
-    <w:p>
-      <w:pPr>
-        <w:sectPr>
-          <w:type w:val="continuous"/>
-          <w:pgSz w:w="11906" w:h="16838"/>
-          <w:pgMar w:left="1134" w:right="1134" w:gutter="0" w:header="0" w:top="1134" w:footer="0" w:bottom="1134"/>
-          <w:pgNumType w:fmt="decimal"/>
-          <w:formProt w:val="false"/>
-          <w:textDirection w:val="lrTb"/>
-        </w:sectPr>
-      </w:pPr>
-    </w:p>
-    <w:p>
-      <w:pPr>
-        <w:pStyle w:val="PreformattedText"/>
-        <w:bidi w:val="0"/>
-        <w:spacing w:before="0" w:after="0"/>
-        <w:jc w:val="left"/>
-        <w:rPr/>
-      </w:pPr>
-      <w:bookmarkStart w:id="1" w:name="code-block-viewer1"/>
-      <w:bookmarkEnd w:id="1"/>
-      <w:r>
-        <w:rPr>
-          <w:rStyle w:val="SourceText"/>
-        </w:rPr>
-        <w:t>POST /api/slots</w:t>
-      </w:r>
-    </w:p>
-    <w:p>
-      <w:pPr>
-        <w:pStyle w:val="PreformattedText"/>
-        <w:bidi w:val="0"/>
-        <w:spacing w:before="0" w:after="0"/>
-        <w:jc w:val="left"/>
-        <w:rPr/>
-      </w:pPr>
-      <w:r>
-        <w:rPr>
-          <w:rStyle w:val="SourceText"/>
-        </w:rPr>
-        <w:t>GET  /api/slots</w:t>
+        <w:pStyle w:val="PreformattedText"/>
+        <w:bidi w:val="0"/>
+        <w:spacing w:before="0" w:after="0"/>
+        <w:jc w:val="left"/>
+        <w:rPr/>
+      </w:pPr>
+      <w:bookmarkStart w:id="0" w:name="code-block-viewer"/>
+      <w:bookmarkEnd w:id="0"/>
+      <w:r>
+        <w:rPr>
+          <w:rStyle w:val="SourceText"/>
+        </w:rPr>
+        <w:t>Technician: Ravi</w:t>
+      </w:r>
+    </w:p>
+    <w:p>
+      <w:pPr>
+        <w:pStyle w:val="PreformattedText"/>
+        <w:bidi w:val="0"/>
+        <w:spacing w:before="0" w:after="0"/>
+        <w:jc w:val="left"/>
+        <w:rPr/>
+      </w:pPr>
+      <w:r>
+        <w:rPr/>
+      </w:r>
+    </w:p>
+    <w:p>
+      <w:pPr>
+        <w:pStyle w:val="PreformattedText"/>
+        <w:bidi w:val="0"/>
+        <w:spacing w:before="0" w:after="0"/>
+        <w:jc w:val="left"/>
+        <w:rPr/>
+      </w:pPr>
+      <w:r>
+        <w:rPr>
+          <w:rStyle w:val="SourceText"/>
+        </w:rPr>
+        <w:t>09:00 - 09:30   AVAILABLE</w:t>
+      </w:r>
+    </w:p>
+    <w:p>
+      <w:pPr>
+        <w:pStyle w:val="PreformattedText"/>
+        <w:bidi w:val="0"/>
+        <w:spacing w:before="0" w:after="0"/>
+        <w:jc w:val="left"/>
+        <w:rPr/>
+      </w:pPr>
+      <w:r>
+        <w:rPr>
+          <w:rStyle w:val="SourceText"/>
+        </w:rPr>
+        <w:t>10:00 - 10:30   AVAILABLE</w:t>
+      </w:r>
+    </w:p>
+    <w:p>
+      <w:pPr>
+        <w:pStyle w:val="PreformattedText"/>
+        <w:bidi w:val="0"/>
+        <w:spacing w:before="0" w:after="0"/>
+        <w:jc w:val="left"/>
+        <w:rPr/>
+      </w:pPr>
+      <w:r>
+        <w:rPr>
+          <w:rStyle w:val="SourceText"/>
+        </w:rPr>
+        <w:t>11:00 - 11:30   BOOKED</w:t>
       </w:r>
     </w:p>
     <w:p>
@@ -298,7 +218,7 @@
         <w:rPr>
           <w:rStyle w:val="SourceText"/>
         </w:rPr>
-        <w:t>GET  /api/slots/{id}</w:t>
+        <w:t>14:00 - 14:30   AVAILABLE</w:t>
       </w:r>
     </w:p>
     <w:p>
@@ -309,6 +229,7 @@
           <w:pgMar w:left="1134" w:right="1134" w:gutter="0" w:header="0" w:top="1134" w:footer="0" w:bottom="1134"/>
           <w:formProt w:val="false"/>
           <w:textDirection w:val="lrTb"/>
+          <w:docGrid w:type="default" w:linePitch="100" w:charSpace="0"/>
         </w:sectPr>
       </w:pPr>
     </w:p>
@@ -321,111 +242,7 @@
       </w:pPr>
       <w:r>
         <w:rPr/>
-        <w:t>Slot</w:t>
-      </w:r>
-    </w:p>
-    <w:p>
-      <w:pPr>
-        <w:sectPr>
-          <w:type w:val="continuous"/>
-          <w:pgSz w:w="11906" w:h="16838"/>
-          <w:pgMar w:left="1134" w:right="1134" w:gutter="0" w:header="0" w:top="1134" w:footer="0" w:bottom="1134"/>
-          <w:pgNumType w:fmt="decimal"/>
-          <w:formProt w:val="false"/>
-          <w:textDirection w:val="lrTb"/>
-        </w:sectPr>
-      </w:pPr>
-    </w:p>
-    <w:p>
-      <w:pPr>
-        <w:pStyle w:val="PreformattedText"/>
-        <w:bidi w:val="0"/>
-        <w:spacing w:before="0" w:after="0"/>
-        <w:jc w:val="left"/>
-        <w:rPr/>
-      </w:pPr>
-      <w:bookmarkStart w:id="2" w:name="code-block-viewer2"/>
-      <w:bookmarkEnd w:id="2"/>
-      <w:r>
-        <w:rPr>
-          <w:rStyle w:val="SourceText"/>
-        </w:rPr>
-        <w:t>slotId</w:t>
-      </w:r>
-    </w:p>
-    <w:p>
-      <w:pPr>
-        <w:pStyle w:val="PreformattedText"/>
-        <w:bidi w:val="0"/>
-        <w:spacing w:before="0" w:after="0"/>
-        <w:jc w:val="left"/>
-        <w:rPr/>
-      </w:pPr>
-      <w:r>
-        <w:rPr>
-          <w:rStyle w:val="SourceText"/>
-        </w:rPr>
-        <w:t>technicianId</w:t>
-      </w:r>
-    </w:p>
-    <w:p>
-      <w:pPr>
-        <w:pStyle w:val="PreformattedText"/>
-        <w:bidi w:val="0"/>
-        <w:spacing w:before="0" w:after="0"/>
-        <w:jc w:val="left"/>
-        <w:rPr/>
-      </w:pPr>
-      <w:r>
-        <w:rPr>
-          <w:rStyle w:val="SourceText"/>
-        </w:rPr>
-        <w:t>startTime</w:t>
-      </w:r>
-    </w:p>
-    <w:p>
-      <w:pPr>
-        <w:pStyle w:val="PreformattedText"/>
-        <w:bidi w:val="0"/>
-        <w:spacing w:before="0" w:after="0"/>
-        <w:jc w:val="left"/>
-        <w:rPr/>
-      </w:pPr>
-      <w:r>
-        <w:rPr>
-          <w:rStyle w:val="SourceText"/>
-        </w:rPr>
-        <w:t>endTime</w:t>
-      </w:r>
-    </w:p>
-    <w:p>
-      <w:pPr>
-        <w:pStyle w:val="PreformattedText"/>
-        <w:bidi w:val="0"/>
-        <w:spacing w:before="0" w:after="0"/>
-        <w:jc w:val="left"/>
-        <w:rPr/>
-      </w:pPr>
-      <w:r>
-        <w:rPr>
-          <w:rStyle w:val="SourceText"/>
-        </w:rPr>
-        <w:t>state</w:t>
-      </w:r>
-    </w:p>
-    <w:p>
-      <w:pPr>
-        <w:pStyle w:val="PreformattedText"/>
-        <w:bidi w:val="0"/>
-        <w:spacing w:before="0" w:after="283"/>
-        <w:jc w:val="left"/>
-        <w:rPr/>
-      </w:pPr>
-      <w:r>
-        <w:rPr>
-          <w:rStyle w:val="SourceText"/>
-        </w:rPr>
-        <w:t>version</w:t>
+        <w:t>APIs</w:t>
       </w:r>
     </w:p>
     <w:p>
@@ -436,6 +253,194 @@
           <w:pgMar w:left="1134" w:right="1134" w:gutter="0" w:header="0" w:top="1134" w:footer="0" w:bottom="1134"/>
           <w:formProt w:val="false"/>
           <w:textDirection w:val="lrTb"/>
+          <w:docGrid w:type="default" w:linePitch="100" w:charSpace="0"/>
+        </w:sectPr>
+      </w:pPr>
+    </w:p>
+    <w:p>
+      <w:pPr>
+        <w:pStyle w:val="PreformattedText"/>
+        <w:bidi w:val="0"/>
+        <w:spacing w:before="0" w:after="0"/>
+        <w:jc w:val="left"/>
+        <w:rPr/>
+      </w:pPr>
+      <w:bookmarkStart w:id="1" w:name="code-block-viewer1"/>
+      <w:bookmarkEnd w:id="1"/>
+      <w:r>
+        <w:rPr>
+          <w:rStyle w:val="SourceText"/>
+        </w:rPr>
+        <w:t>POST /api/slots</w:t>
+      </w:r>
+    </w:p>
+    <w:p>
+      <w:pPr>
+        <w:pStyle w:val="PreformattedText"/>
+        <w:bidi w:val="0"/>
+        <w:spacing w:before="0" w:after="0"/>
+        <w:jc w:val="left"/>
+        <w:rPr/>
+      </w:pPr>
+      <w:r>
+        <w:rPr>
+          <w:rStyle w:val="SourceText"/>
+        </w:rPr>
+        <w:t>GET  /api/slots</w:t>
+      </w:r>
+    </w:p>
+    <w:p>
+      <w:pPr>
+        <w:pStyle w:val="PreformattedText"/>
+        <w:bidi w:val="0"/>
+        <w:spacing w:before="0" w:after="283"/>
+        <w:jc w:val="left"/>
+        <w:rPr/>
+      </w:pPr>
+      <w:r>
+        <w:rPr>
+          <w:rStyle w:val="SourceText"/>
+        </w:rPr>
+        <w:t>GET  /api/slots/{id}</w:t>
+      </w:r>
+    </w:p>
+    <w:p>
+      <w:pPr>
+        <w:sectPr>
+          <w:type w:val="continuous"/>
+          <w:pgSz w:w="11906" w:h="16838"/>
+          <w:pgMar w:left="1134" w:right="1134" w:gutter="0" w:header="0" w:top="1134" w:footer="0" w:bottom="1134"/>
+          <w:formProt w:val="false"/>
+          <w:textDirection w:val="lrTb"/>
+          <w:docGrid w:type="default" w:linePitch="100" w:charSpace="0"/>
+        </w:sectPr>
+      </w:pPr>
+    </w:p>
+    <w:p>
+      <w:pPr>
+        <w:pStyle w:val="Heading3"/>
+        <w:bidi w:val="0"/>
+        <w:jc w:val="left"/>
+        <w:rPr/>
+      </w:pPr>
+      <w:r>
+        <w:rPr/>
+        <w:t>Slot</w:t>
+      </w:r>
+    </w:p>
+    <w:p>
+      <w:pPr>
+        <w:sectPr>
+          <w:type w:val="continuous"/>
+          <w:pgSz w:w="11906" w:h="16838"/>
+          <w:pgMar w:left="1134" w:right="1134" w:gutter="0" w:header="0" w:top="1134" w:footer="0" w:bottom="1134"/>
+          <w:formProt w:val="false"/>
+          <w:textDirection w:val="lrTb"/>
+          <w:docGrid w:type="default" w:linePitch="100" w:charSpace="0"/>
+        </w:sectPr>
+      </w:pPr>
+    </w:p>
+    <w:p>
+      <w:pPr>
+        <w:pStyle w:val="PreformattedText"/>
+        <w:bidi w:val="0"/>
+        <w:spacing w:before="0" w:after="0"/>
+        <w:jc w:val="left"/>
+        <w:rPr/>
+      </w:pPr>
+      <w:bookmarkStart w:id="2" w:name="code-block-viewer2"/>
+      <w:bookmarkEnd w:id="2"/>
+      <w:r>
+        <w:rPr>
+          <w:rStyle w:val="SourceText"/>
+        </w:rPr>
+        <w:t>slotId</w:t>
+      </w:r>
+    </w:p>
+    <w:p>
+      <w:pPr>
+        <w:pStyle w:val="PreformattedText"/>
+        <w:bidi w:val="0"/>
+        <w:spacing w:before="0" w:after="0"/>
+        <w:jc w:val="left"/>
+        <w:rPr/>
+      </w:pPr>
+      <w:r>
+        <w:rPr>
+          <w:rStyle w:val="SourceText"/>
+        </w:rPr>
+        <w:t>technicianId</w:t>
+      </w:r>
+    </w:p>
+    <w:p>
+      <w:pPr>
+        <w:pStyle w:val="PreformattedText"/>
+        <w:bidi w:val="0"/>
+        <w:spacing w:before="0" w:after="0"/>
+        <w:jc w:val="left"/>
+        <w:rPr/>
+      </w:pPr>
+      <w:r>
+        <w:rPr>
+          <w:rStyle w:val="SourceText"/>
+        </w:rPr>
+        <w:t>startTime</w:t>
+      </w:r>
+    </w:p>
+    <w:p>
+      <w:pPr>
+        <w:pStyle w:val="PreformattedText"/>
+        <w:bidi w:val="0"/>
+        <w:spacing w:before="0" w:after="0"/>
+        <w:jc w:val="left"/>
+        <w:rPr/>
+      </w:pPr>
+      <w:r>
+        <w:rPr>
+          <w:rStyle w:val="SourceText"/>
+        </w:rPr>
+        <w:t>endTime</w:t>
+      </w:r>
+    </w:p>
+    <w:p>
+      <w:pPr>
+        <w:pStyle w:val="PreformattedText"/>
+        <w:bidi w:val="0"/>
+        <w:spacing w:before="0" w:after="0"/>
+        <w:jc w:val="left"/>
+        <w:rPr/>
+      </w:pPr>
+      <w:r>
+        <w:rPr>
+          <w:rStyle w:val="SourceText"/>
+        </w:rPr>
+        <w:t>state</w:t>
+      </w:r>
+    </w:p>
+    <w:p>
+      <w:pPr>
+        <w:pStyle w:val="PreformattedText"/>
+        <w:bidi w:val="0"/>
+        <w:spacing w:before="0" w:after="283"/>
+        <w:jc w:val="left"/>
+        <w:rPr/>
+      </w:pPr>
+      <w:r>
+        <w:rPr>
+          <w:rStyle w:val="SourceText"/>
+        </w:rPr>
+        <w:t>version</w:t>
+      </w:r>
+    </w:p>
+    <w:p>
+      <w:pPr>
+        <w:sectPr>
+          <w:type w:val="continuous"/>
+          <w:pgSz w:w="11906" w:h="16838"/>
+          <w:pgMar w:left="1134" w:right="1134" w:gutter="0" w:header="0" w:top="1134" w:footer="0" w:bottom="1134"/>
+          <w:formProt w:val="false"/>
+          <w:textDirection w:val="lrTb"/>
+          <w:docGrid w:type="default" w:linePitch="100" w:charSpace="0"/>
         </w:sectPr>
       </w:pPr>
     </w:p>
@@ -482,7 +487,6 @@
           <w:numId w:val="1"/>
         </w:numPr>
         <w:tabs>
-          <w:tab w:val="clear" w:pos="709"/>
           <w:tab w:val="left" w:pos="709" w:leader="none"/>
         </w:tabs>
         <w:bidi w:val="0"/>
@@ -504,7 +508,6 @@
           <w:numId w:val="1"/>
         </w:numPr>
         <w:tabs>
-          <w:tab w:val="clear" w:pos="709"/>
           <w:tab w:val="left" w:pos="709" w:leader="none"/>
         </w:tabs>
         <w:bidi w:val="0"/>
@@ -526,7 +529,6 @@
           <w:numId w:val="1"/>
         </w:numPr>
         <w:tabs>
-          <w:tab w:val="clear" w:pos="709"/>
           <w:tab w:val="left" w:pos="709" w:leader="none"/>
         </w:tabs>
         <w:bidi w:val="0"/>
@@ -548,7 +550,6 @@
           <w:numId w:val="1"/>
         </w:numPr>
         <w:tabs>
-          <w:tab w:val="clear" w:pos="709"/>
           <w:tab w:val="left" w:pos="709" w:leader="none"/>
         </w:tabs>
         <w:bidi w:val="0"/>
@@ -576,7 +577,6 @@
           <w:numId w:val="1"/>
         </w:numPr>
         <w:tabs>
-          <w:tab w:val="clear" w:pos="709"/>
           <w:tab w:val="left" w:pos="709" w:leader="none"/>
         </w:tabs>
         <w:bidi w:val="0"/>
@@ -604,7 +604,6 @@
           <w:numId w:val="1"/>
         </w:numPr>
         <w:tabs>
-          <w:tab w:val="clear" w:pos="709"/>
           <w:tab w:val="left" w:pos="709" w:leader="none"/>
         </w:tabs>
         <w:bidi w:val="0"/>
@@ -632,7 +631,6 @@
           <w:numId w:val="1"/>
         </w:numPr>
         <w:tabs>
-          <w:tab w:val="clear" w:pos="709"/>
           <w:tab w:val="left" w:pos="709" w:leader="none"/>
         </w:tabs>
         <w:bidi w:val="0"/>
@@ -669,9 +667,9 @@
           <w:type w:val="continuous"/>
           <w:pgSz w:w="11906" w:h="16838"/>
           <w:pgMar w:left="1134" w:right="1134" w:gutter="0" w:header="0" w:top="1134" w:footer="0" w:bottom="1134"/>
-          <w:pgNumType w:fmt="decimal"/>
           <w:formProt w:val="false"/>
           <w:textDirection w:val="lrTb"/>
+          <w:docGrid w:type="default" w:linePitch="100" w:charSpace="0"/>
         </w:sectPr>
       </w:pPr>
     </w:p>
@@ -719,7 +717,619 @@
         <w:rPr>
           <w:rStyle w:val="SourceText"/>
         </w:rPr>
-        <w:t>Available Appointment Slots</w:t>
+        <w:t xml:space="preserve">Select technician, </w:t>
+      </w:r>
+    </w:p>
+    <w:p>
+      <w:pPr>
+        <w:pStyle w:val="PreformattedText"/>
+        <w:bidi w:val="0"/>
+        <w:spacing w:before="0" w:after="283"/>
+        <w:jc w:val="left"/>
+        <w:rPr/>
+      </w:pPr>
+      <w:r>
+        <w:rPr>
+          <w:rStyle w:val="SourceText"/>
+        </w:rPr>
+        <w:t xml:space="preserve">create time slot, </w:t>
+      </w:r>
+    </w:p>
+    <w:p>
+      <w:pPr>
+        <w:pStyle w:val="PreformattedText"/>
+        <w:bidi w:val="0"/>
+        <w:spacing w:before="0" w:after="283"/>
+        <w:jc w:val="left"/>
+        <w:rPr/>
+      </w:pPr>
+      <w:r>
+        <w:rPr>
+          <w:rStyle w:val="SourceText"/>
+        </w:rPr>
+        <w:t xml:space="preserve">display slots, </w:t>
+      </w:r>
+    </w:p>
+    <w:p>
+      <w:pPr>
+        <w:pStyle w:val="PreformattedText"/>
+        <w:bidi w:val="0"/>
+        <w:spacing w:before="0" w:after="283"/>
+        <w:jc w:val="left"/>
+        <w:rPr/>
+      </w:pPr>
+      <w:r>
+        <w:rPr>
+          <w:rStyle w:val="SourceText"/>
+        </w:rPr>
+        <w:t xml:space="preserve">show Available/Booked status, </w:t>
+      </w:r>
+    </w:p>
+    <w:p>
+      <w:pPr>
+        <w:pStyle w:val="PreformattedText"/>
+        <w:bidi w:val="0"/>
+        <w:spacing w:before="0" w:after="283"/>
+        <w:jc w:val="left"/>
+        <w:rPr/>
+      </w:pPr>
+      <w:r>
+        <w:rPr>
+          <w:rStyle w:val="SourceText"/>
+        </w:rPr>
+        <w:t xml:space="preserve">view slot details, </w:t>
+      </w:r>
+    </w:p>
+    <w:p>
+      <w:pPr>
+        <w:pStyle w:val="PreformattedText"/>
+        <w:bidi w:val="0"/>
+        <w:spacing w:before="0" w:after="283"/>
+        <w:jc w:val="left"/>
+        <w:rPr>
+          <w:rStyle w:val="SourceText"/>
+        </w:rPr>
+      </w:pPr>
+      <w:r>
+        <w:rPr>
+          <w:rStyle w:val="SourceText"/>
+        </w:rPr>
+        <w:t>filter slots by technician/date</w:t>
+      </w:r>
+    </w:p>
+    <w:p>
+      <w:pPr>
+        <w:pStyle w:val="PreformattedText"/>
+        <w:bidi w:val="0"/>
+        <w:spacing w:before="0" w:after="283"/>
+        <w:jc w:val="left"/>
+        <w:rPr>
+          <w:rStyle w:val="SourceText"/>
+        </w:rPr>
+      </w:pPr>
+      <w:r>
+        <w:rPr/>
+      </w:r>
+    </w:p>
+    <w:p>
+      <w:pPr>
+        <w:pStyle w:val="PreformattedText"/>
+        <w:bidi w:val="0"/>
+        <w:spacing w:before="0" w:after="283"/>
+        <w:jc w:val="left"/>
+        <w:rPr>
+          <w:rStyle w:val="SourceText"/>
+        </w:rPr>
+      </w:pPr>
+      <w:r>
+        <w:rPr>
+          <w:rStyle w:val="SourceText"/>
+        </w:rPr>
+        <w:t>=============================================</w:t>
+      </w:r>
+    </w:p>
+    <w:p>
+      <w:pPr>
+        <w:pStyle w:val="TextBody"/>
+        <w:bidi w:val="0"/>
+        <w:spacing w:before="0" w:after="283"/>
+        <w:jc w:val="left"/>
+        <w:rPr>
+          <w:rStyle w:val="SourceText"/>
+        </w:rPr>
+      </w:pPr>
+      <w:r>
+        <w:rPr>
+          <w:rStyle w:val="SourceText"/>
+        </w:rPr>
+        <w:t>Now students add the scheduling layer.</w:t>
+      </w:r>
+    </w:p>
+    <w:p>
+      <w:pPr>
+        <w:pStyle w:val="TextBody"/>
+        <w:rPr>
+          <w:rStyle w:val="SourceText"/>
+        </w:rPr>
+      </w:pPr>
+      <w:r>
+        <w:rPr/>
+        <w:t xml:space="preserve">The source defines slots with technician, start time, end time, state and version. </w:t>
+      </w:r>
+    </w:p>
+    <w:p>
+      <w:pPr>
+        <w:pStyle w:val="TextBody"/>
+        <w:rPr>
+          <w:rStyle w:val="SourceText"/>
+        </w:rPr>
+      </w:pPr>
+      <w:r>
+        <w:rPr>
+          <w:rStyle w:val="StrongEmphasis"/>
+        </w:rPr>
+        <w:t>Features:</w:t>
+      </w:r>
+    </w:p>
+    <w:p>
+      <w:pPr>
+        <w:pStyle w:val="TextBody"/>
+        <w:numPr>
+          <w:ilvl w:val="0"/>
+          <w:numId w:val="2"/>
+        </w:numPr>
+        <w:tabs>
+          <w:tab w:val="clear" w:pos="709"/>
+          <w:tab w:val="left" w:pos="0" w:leader="none"/>
+        </w:tabs>
+        <w:spacing w:before="0" w:after="0"/>
+        <w:ind w:left="709" w:hanging="283"/>
+        <w:rPr>
+          <w:rStyle w:val="SourceText"/>
+        </w:rPr>
+      </w:pPr>
+      <w:r>
+        <w:rPr/>
+        <w:t xml:space="preserve">Select technician </w:t>
+      </w:r>
+    </w:p>
+    <w:p>
+      <w:pPr>
+        <w:pStyle w:val="TextBody"/>
+        <w:numPr>
+          <w:ilvl w:val="0"/>
+          <w:numId w:val="2"/>
+        </w:numPr>
+        <w:tabs>
+          <w:tab w:val="clear" w:pos="709"/>
+          <w:tab w:val="left" w:pos="0" w:leader="none"/>
+        </w:tabs>
+        <w:spacing w:before="0" w:after="0"/>
+        <w:ind w:left="709" w:hanging="283"/>
+        <w:rPr>
+          <w:rStyle w:val="SourceText"/>
+        </w:rPr>
+      </w:pPr>
+      <w:r>
+        <w:rPr/>
+        <w:t xml:space="preserve">Select date </w:t>
+      </w:r>
+    </w:p>
+    <w:p>
+      <w:pPr>
+        <w:pStyle w:val="TextBody"/>
+        <w:numPr>
+          <w:ilvl w:val="0"/>
+          <w:numId w:val="2"/>
+        </w:numPr>
+        <w:tabs>
+          <w:tab w:val="clear" w:pos="709"/>
+          <w:tab w:val="left" w:pos="0" w:leader="none"/>
+        </w:tabs>
+        <w:spacing w:before="0" w:after="0"/>
+        <w:ind w:left="709" w:hanging="283"/>
+        <w:rPr>
+          <w:rStyle w:val="SourceText"/>
+        </w:rPr>
+      </w:pPr>
+      <w:r>
+        <w:rPr/>
+        <w:t xml:space="preserve">Create appointment slot </w:t>
+      </w:r>
+    </w:p>
+    <w:p>
+      <w:pPr>
+        <w:pStyle w:val="TextBody"/>
+        <w:numPr>
+          <w:ilvl w:val="0"/>
+          <w:numId w:val="2"/>
+        </w:numPr>
+        <w:tabs>
+          <w:tab w:val="clear" w:pos="709"/>
+          <w:tab w:val="left" w:pos="0" w:leader="none"/>
+        </w:tabs>
+        <w:spacing w:before="0" w:after="0"/>
+        <w:ind w:left="709" w:hanging="283"/>
+        <w:rPr>
+          <w:rStyle w:val="SourceText"/>
+        </w:rPr>
+      </w:pPr>
+      <w:r>
+        <w:rPr/>
+        <w:t xml:space="preserve">View all slots </w:t>
+      </w:r>
+    </w:p>
+    <w:p>
+      <w:pPr>
+        <w:pStyle w:val="TextBody"/>
+        <w:numPr>
+          <w:ilvl w:val="0"/>
+          <w:numId w:val="2"/>
+        </w:numPr>
+        <w:tabs>
+          <w:tab w:val="clear" w:pos="709"/>
+          <w:tab w:val="left" w:pos="0" w:leader="none"/>
+        </w:tabs>
+        <w:spacing w:before="0" w:after="0"/>
+        <w:ind w:left="709" w:hanging="283"/>
+        <w:rPr>
+          <w:rStyle w:val="SourceText"/>
+        </w:rPr>
+      </w:pPr>
+      <w:r>
+        <w:rPr/>
+        <w:t xml:space="preserve">View individual slot </w:t>
+      </w:r>
+    </w:p>
+    <w:p>
+      <w:pPr>
+        <w:pStyle w:val="TextBody"/>
+        <w:numPr>
+          <w:ilvl w:val="0"/>
+          <w:numId w:val="2"/>
+        </w:numPr>
+        <w:tabs>
+          <w:tab w:val="clear" w:pos="709"/>
+          <w:tab w:val="left" w:pos="0" w:leader="none"/>
+        </w:tabs>
+        <w:spacing w:before="0" w:after="0"/>
+        <w:ind w:left="709" w:hanging="283"/>
+        <w:rPr>
+          <w:rStyle w:val="SourceText"/>
+        </w:rPr>
+      </w:pPr>
+      <w:r>
+        <w:rPr/>
+        <w:t xml:space="preserve">Display slot status </w:t>
+      </w:r>
+    </w:p>
+    <w:p>
+      <w:pPr>
+        <w:pStyle w:val="TextBody"/>
+        <w:numPr>
+          <w:ilvl w:val="0"/>
+          <w:numId w:val="2"/>
+        </w:numPr>
+        <w:tabs>
+          <w:tab w:val="clear" w:pos="709"/>
+          <w:tab w:val="left" w:pos="0" w:leader="none"/>
+        </w:tabs>
+        <w:spacing w:before="0" w:after="0"/>
+        <w:ind w:left="709" w:hanging="283"/>
+        <w:rPr>
+          <w:rStyle w:val="SourceText"/>
+        </w:rPr>
+      </w:pPr>
+      <w:r>
+        <w:rPr/>
+        <w:t xml:space="preserve">Show available/booked slots </w:t>
+      </w:r>
+    </w:p>
+    <w:p>
+      <w:pPr>
+        <w:pStyle w:val="TextBody"/>
+        <w:numPr>
+          <w:ilvl w:val="0"/>
+          <w:numId w:val="2"/>
+        </w:numPr>
+        <w:tabs>
+          <w:tab w:val="clear" w:pos="709"/>
+          <w:tab w:val="left" w:pos="0" w:leader="none"/>
+        </w:tabs>
+        <w:ind w:left="709" w:hanging="283"/>
+        <w:rPr>
+          <w:rStyle w:val="SourceText"/>
+        </w:rPr>
+      </w:pPr>
+      <w:r>
+        <w:rPr/>
+        <w:t xml:space="preserve">Prevent invalid time ranges </w:t>
+      </w:r>
+    </w:p>
+    <w:p>
+      <w:pPr>
+        <w:pStyle w:val="TextBody"/>
+        <w:rPr>
+          <w:rStyle w:val="SourceText"/>
+        </w:rPr>
+      </w:pPr>
+      <w:r>
+        <w:rPr>
+          <w:rStyle w:val="StrongEmphasis"/>
+        </w:rPr>
+        <w:t>Create Slot form:</w:t>
+      </w:r>
+    </w:p>
+    <w:p>
+      <w:pPr>
+        <w:sectPr>
+          <w:type w:val="continuous"/>
+          <w:pgSz w:w="11906" w:h="16838"/>
+          <w:pgMar w:left="1134" w:right="1134" w:gutter="0" w:header="0" w:top="1134" w:footer="0" w:bottom="1134"/>
+          <w:formProt w:val="false"/>
+          <w:textDirection w:val="lrTb"/>
+          <w:docGrid w:type="default" w:linePitch="100" w:charSpace="0"/>
+        </w:sectPr>
+      </w:pPr>
+    </w:p>
+    <w:p>
+      <w:pPr>
+        <w:pStyle w:val="PreformattedText"/>
+        <w:rPr>
+          <w:rStyle w:val="SourceText"/>
+        </w:rPr>
+      </w:pPr>
+      <w:r>
+        <w:rPr/>
+        <w:t>Technician      [ Ravi ▼ ]</w:t>
+      </w:r>
+    </w:p>
+    <w:p>
+      <w:pPr>
+        <w:pStyle w:val="PreformattedText"/>
+        <w:rPr>
+          <w:rStyle w:val="SourceText"/>
+        </w:rPr>
+      </w:pPr>
+      <w:r>
+        <w:rPr/>
+        <w:t>Date            [ 15-Aug-2026 ]</w:t>
+      </w:r>
+    </w:p>
+    <w:p>
+      <w:pPr>
+        <w:pStyle w:val="PreformattedText"/>
+        <w:rPr>
+          <w:rStyle w:val="SourceText"/>
+        </w:rPr>
+      </w:pPr>
+      <w:r>
+        <w:rPr/>
+        <w:t>Start Time      [ 09:00 ]</w:t>
+      </w:r>
+    </w:p>
+    <w:p>
+      <w:pPr>
+        <w:pStyle w:val="PreformattedText"/>
+        <w:rPr>
+          <w:rStyle w:val="SourceText"/>
+        </w:rPr>
+      </w:pPr>
+      <w:r>
+        <w:rPr/>
+        <w:t>End Time        [ 09:30 ]</w:t>
+      </w:r>
+    </w:p>
+    <w:p>
+      <w:pPr>
+        <w:pStyle w:val="PreformattedText"/>
+        <w:rPr>
+          <w:rStyle w:val="SourceText"/>
+        </w:rPr>
+      </w:pPr>
+      <w:r>
+        <w:rPr/>
+        <w:t xml:space="preserve">                 </w:t>
+      </w:r>
+      <w:r>
+        <w:rPr/>
+        <w:t>[ Create Slot ]</w:t>
+      </w:r>
+    </w:p>
+    <w:p>
+      <w:pPr>
+        <w:sectPr>
+          <w:type w:val="continuous"/>
+          <w:pgSz w:w="11906" w:h="16838"/>
+          <w:pgMar w:left="1134" w:right="1134" w:gutter="0" w:header="0" w:top="1134" w:footer="0" w:bottom="1134"/>
+          <w:formProt w:val="false"/>
+          <w:textDirection w:val="lrTb"/>
+          <w:docGrid w:type="default" w:linePitch="100" w:charSpace="0"/>
+        </w:sectPr>
+      </w:pPr>
+    </w:p>
+    <w:p>
+      <w:pPr>
+        <w:pStyle w:val="TextBody"/>
+        <w:rPr>
+          <w:rStyle w:val="SourceText"/>
+        </w:rPr>
+      </w:pPr>
+      <w:r>
+        <w:rPr>
+          <w:rStyle w:val="StrongEmphasis"/>
+        </w:rPr>
+        <w:t>Slot list:</w:t>
+      </w:r>
+    </w:p>
+    <w:p>
+      <w:pPr>
+        <w:sectPr>
+          <w:type w:val="continuous"/>
+          <w:pgSz w:w="11906" w:h="16838"/>
+          <w:pgMar w:left="1134" w:right="1134" w:gutter="0" w:header="0" w:top="1134" w:footer="0" w:bottom="1134"/>
+          <w:formProt w:val="false"/>
+          <w:textDirection w:val="lrTb"/>
+          <w:docGrid w:type="default" w:linePitch="100" w:charSpace="0"/>
+        </w:sectPr>
+      </w:pPr>
+    </w:p>
+    <w:p>
+      <w:pPr>
+        <w:pStyle w:val="PreformattedText"/>
+        <w:rPr>
+          <w:rStyle w:val="SourceText"/>
+        </w:rPr>
+      </w:pPr>
+      <w:r>
+        <w:rPr/>
+        <w:t>Ravi — 15-Aug-2026</w:t>
+      </w:r>
+    </w:p>
+    <w:p>
+      <w:pPr>
+        <w:pStyle w:val="PreformattedText"/>
+        <w:rPr>
+          <w:rStyle w:val="SourceText"/>
+        </w:rPr>
+      </w:pPr>
+      <w:r>
+        <w:rPr/>
+        <w:t>09:00 - 09:30    AVAILABLE</w:t>
+      </w:r>
+    </w:p>
+    <w:p>
+      <w:pPr>
+        <w:pStyle w:val="PreformattedText"/>
+        <w:rPr>
+          <w:rStyle w:val="SourceText"/>
+        </w:rPr>
+      </w:pPr>
+      <w:r>
+        <w:rPr/>
+        <w:t>10:00 - 10:30    AVAILABLE</w:t>
+      </w:r>
+    </w:p>
+    <w:p>
+      <w:pPr>
+        <w:pStyle w:val="PreformattedText"/>
+        <w:rPr>
+          <w:rStyle w:val="SourceText"/>
+        </w:rPr>
+      </w:pPr>
+      <w:r>
+        <w:rPr/>
+        <w:t>11:00 - 11:30    BOOKED</w:t>
+      </w:r>
+    </w:p>
+    <w:p>
+      <w:pPr>
+        <w:pStyle w:val="PreformattedText"/>
+        <w:rPr>
+          <w:rStyle w:val="SourceText"/>
+        </w:rPr>
+      </w:pPr>
+      <w:r>
+        <w:rPr/>
+        <w:t>14:00 - 14:30    AVAILABLE</w:t>
+      </w:r>
+    </w:p>
+    <w:p>
+      <w:pPr>
+        <w:sectPr>
+          <w:type w:val="continuous"/>
+          <w:pgSz w:w="11906" w:h="16838"/>
+          <w:pgMar w:left="1134" w:right="1134" w:gutter="0" w:header="0" w:top="1134" w:footer="0" w:bottom="1134"/>
+          <w:formProt w:val="false"/>
+          <w:textDirection w:val="lrTb"/>
+          <w:docGrid w:type="default" w:linePitch="100" w:charSpace="0"/>
+        </w:sectPr>
+      </w:pPr>
+    </w:p>
+    <w:p>
+      <w:pPr>
+        <w:pStyle w:val="TextBody"/>
+        <w:rPr>
+          <w:rStyle w:val="SourceText"/>
+        </w:rPr>
+      </w:pPr>
+      <w:r>
+        <w:rPr/>
+        <w:t>The backend APIs are:</w:t>
+      </w:r>
+    </w:p>
+    <w:p>
+      <w:pPr>
+        <w:sectPr>
+          <w:type w:val="continuous"/>
+          <w:pgSz w:w="11906" w:h="16838"/>
+          <w:pgMar w:left="1134" w:right="1134" w:gutter="0" w:header="0" w:top="1134" w:footer="0" w:bottom="1134"/>
+          <w:formProt w:val="false"/>
+          <w:textDirection w:val="lrTb"/>
+          <w:docGrid w:type="default" w:linePitch="100" w:charSpace="0"/>
+        </w:sectPr>
+      </w:pPr>
+    </w:p>
+    <w:p>
+      <w:pPr>
+        <w:pStyle w:val="PreformattedText"/>
+        <w:rPr>
+          <w:rStyle w:val="SourceText"/>
+        </w:rPr>
+      </w:pPr>
+      <w:r>
+        <w:rPr/>
+        <w:t>POST /api/slots</w:t>
+      </w:r>
+    </w:p>
+    <w:p>
+      <w:pPr>
+        <w:pStyle w:val="PreformattedText"/>
+        <w:rPr>
+          <w:rStyle w:val="SourceText"/>
+        </w:rPr>
+      </w:pPr>
+      <w:r>
+        <w:rPr/>
+        <w:t>GET  /api/slots</w:t>
+      </w:r>
+    </w:p>
+    <w:p>
+      <w:pPr>
+        <w:pStyle w:val="PreformattedText"/>
+        <w:rPr>
+          <w:rStyle w:val="SourceText"/>
+        </w:rPr>
+      </w:pPr>
+      <w:r>
+        <w:rPr/>
+        <w:t>GET  /api/slots/{id}</w:t>
+      </w:r>
+    </w:p>
+    <w:p>
+      <w:pPr>
+        <w:sectPr>
+          <w:type w:val="continuous"/>
+          <w:pgSz w:w="11906" w:h="16838"/>
+          <w:pgMar w:left="1134" w:right="1134" w:gutter="0" w:header="0" w:top="1134" w:footer="0" w:bottom="1134"/>
+          <w:formProt w:val="false"/>
+          <w:textDirection w:val="lrTb"/>
+          <w:docGrid w:type="default" w:linePitch="100" w:charSpace="0"/>
+        </w:sectPr>
+      </w:pPr>
+    </w:p>
+    <w:p>
+      <w:pPr>
+        <w:pStyle w:val="PreformattedText"/>
+        <w:bidi w:val="0"/>
+        <w:spacing w:before="0" w:after="283"/>
+        <w:jc w:val="left"/>
+        <w:rPr>
+          <w:rStyle w:val="SourceText"/>
+        </w:rPr>
+      </w:pPr>
+      <w:r>
+        <w:rPr/>
       </w:r>
     </w:p>
     <w:sectPr>
@@ -728,6 +1338,7 @@
       <w:pgMar w:left="1134" w:right="1134" w:gutter="0" w:header="0" w:top="1134" w:footer="0" w:bottom="1134"/>
       <w:formProt w:val="false"/>
       <w:textDirection w:val="lrTb"/>
+      <w:docGrid w:type="default" w:linePitch="100" w:charSpace="0"/>
     </w:sectPr>
   </w:body>
 </w:document>
@@ -875,7 +1486,143 @@
   <w:abstractNum w:abstractNumId="2">
     <w:lvl w:ilvl="0">
       <w:start w:val="1"/>
-      <w:pStyle w:val="Heading1"/>
+      <w:numFmt w:val="bullet"/>
+      <w:lvlText w:val=""/>
+      <w:lvlJc w:val="left"/>
+      <w:pPr>
+        <w:tabs>
+          <w:tab w:val="num" w:pos="709"/>
+        </w:tabs>
+        <w:ind w:left="709" w:hanging="283"/>
+      </w:pPr>
+      <w:rPr>
+        <w:rFonts w:ascii="Symbol" w:hAnsi="Symbol" w:cs="Symbol" w:hint="default"/>
+      </w:rPr>
+    </w:lvl>
+    <w:lvl w:ilvl="1">
+      <w:start w:val="1"/>
+      <w:numFmt w:val="bullet"/>
+      <w:lvlText w:val=""/>
+      <w:lvlJc w:val="left"/>
+      <w:pPr>
+        <w:tabs>
+          <w:tab w:val="num" w:pos="1418"/>
+        </w:tabs>
+        <w:ind w:left="1418" w:hanging="283"/>
+      </w:pPr>
+      <w:rPr>
+        <w:rFonts w:ascii="Symbol" w:hAnsi="Symbol" w:cs="Symbol" w:hint="default"/>
+      </w:rPr>
+    </w:lvl>
+    <w:lvl w:ilvl="2">
+      <w:start w:val="1"/>
+      <w:numFmt w:val="bullet"/>
+      <w:lvlText w:val=""/>
+      <w:lvlJc w:val="left"/>
+      <w:pPr>
+        <w:tabs>
+          <w:tab w:val="num" w:pos="2127"/>
+        </w:tabs>
+        <w:ind w:left="2127" w:hanging="283"/>
+      </w:pPr>
+      <w:rPr>
+        <w:rFonts w:ascii="Symbol" w:hAnsi="Symbol" w:cs="Symbol" w:hint="default"/>
+      </w:rPr>
+    </w:lvl>
+    <w:lvl w:ilvl="3">
+      <w:start w:val="1"/>
+      <w:numFmt w:val="bullet"/>
+      <w:lvlText w:val=""/>
+      <w:lvlJc w:val="left"/>
+      <w:pPr>
+        <w:tabs>
+          <w:tab w:val="num" w:pos="2836"/>
+        </w:tabs>
+        <w:ind w:left="2836" w:hanging="283"/>
+      </w:pPr>
+      <w:rPr>
+        <w:rFonts w:ascii="Symbol" w:hAnsi="Symbol" w:cs="Symbol" w:hint="default"/>
+      </w:rPr>
+    </w:lvl>
+    <w:lvl w:ilvl="4">
+      <w:start w:val="1"/>
+      <w:numFmt w:val="bullet"/>
+      <w:lvlText w:val=""/>
+      <w:lvlJc w:val="left"/>
+      <w:pPr>
+        <w:tabs>
+          <w:tab w:val="num" w:pos="3545"/>
+        </w:tabs>
+        <w:ind w:left="3545" w:hanging="283"/>
+      </w:pPr>
+      <w:rPr>
+        <w:rFonts w:ascii="Symbol" w:hAnsi="Symbol" w:cs="Symbol" w:hint="default"/>
+      </w:rPr>
+    </w:lvl>
+    <w:lvl w:ilvl="5">
+      <w:start w:val="1"/>
+      <w:numFmt w:val="bullet"/>
+      <w:lvlText w:val=""/>
+      <w:lvlJc w:val="left"/>
+      <w:pPr>
+        <w:tabs>
+          <w:tab w:val="num" w:pos="4254"/>
+        </w:tabs>
+        <w:ind w:left="4254" w:hanging="283"/>
+      </w:pPr>
+      <w:rPr>
+        <w:rFonts w:ascii="Symbol" w:hAnsi="Symbol" w:cs="Symbol" w:hint="default"/>
+      </w:rPr>
+    </w:lvl>
+    <w:lvl w:ilvl="6">
+      <w:start w:val="1"/>
+      <w:numFmt w:val="bullet"/>
+      <w:lvlText w:val=""/>
+      <w:lvlJc w:val="left"/>
+      <w:pPr>
+        <w:tabs>
+          <w:tab w:val="num" w:pos="4963"/>
+        </w:tabs>
+        <w:ind w:left="4963" w:hanging="283"/>
+      </w:pPr>
+      <w:rPr>
+        <w:rFonts w:ascii="Symbol" w:hAnsi="Symbol" w:cs="Symbol" w:hint="default"/>
+      </w:rPr>
+    </w:lvl>
+    <w:lvl w:ilvl="7">
+      <w:start w:val="1"/>
+      <w:numFmt w:val="bullet"/>
+      <w:lvlText w:val=""/>
+      <w:lvlJc w:val="left"/>
+      <w:pPr>
+        <w:tabs>
+          <w:tab w:val="num" w:pos="5672"/>
+        </w:tabs>
+        <w:ind w:left="5672" w:hanging="283"/>
+      </w:pPr>
+      <w:rPr>
+        <w:rFonts w:ascii="Symbol" w:hAnsi="Symbol" w:cs="Symbol" w:hint="default"/>
+      </w:rPr>
+    </w:lvl>
+    <w:lvl w:ilvl="8">
+      <w:start w:val="1"/>
+      <w:numFmt w:val="bullet"/>
+      <w:lvlText w:val=""/>
+      <w:lvlJc w:val="left"/>
+      <w:pPr>
+        <w:tabs>
+          <w:tab w:val="num" w:pos="6381"/>
+        </w:tabs>
+        <w:ind w:left="6381" w:hanging="283"/>
+      </w:pPr>
+      <w:rPr>
+        <w:rFonts w:ascii="Symbol" w:hAnsi="Symbol" w:cs="Symbol" w:hint="default"/>
+      </w:rPr>
+    </w:lvl>
+  </w:abstractNum>
+  <w:abstractNum w:abstractNumId="3">
+    <w:lvl w:ilvl="0">
+      <w:start w:val="1"/>
       <w:numFmt w:val="none"/>
       <w:suff w:val="nothing"/>
       <w:lvlText w:val=""/>
@@ -902,7 +1649,6 @@
     </w:lvl>
     <w:lvl w:ilvl="2">
       <w:start w:val="1"/>
-      <w:pStyle w:val="Heading3"/>
       <w:numFmt w:val="none"/>
       <w:suff w:val="nothing"/>
       <w:lvlText w:val=""/>
@@ -998,6 +1744,9 @@
   </w:num>
   <w:num w:numId="2">
     <w:abstractNumId w:val="2"/>
+  </w:num>
+  <w:num w:numId="3">
+    <w:abstractNumId w:val="3"/>
   </w:num>
 </w:numbering>
 </file>
@@ -1016,7 +1765,6 @@
     </w:rPrDefault>
     <w:pPrDefault>
       <w:pPr>
-        <w:widowControl/>
         <w:suppressAutoHyphens w:val="true"/>
       </w:pPr>
     </w:pPrDefault>
@@ -1026,7 +1774,10 @@
     <w:qFormat/>
     <w:pPr>
       <w:widowControl/>
+      <w:suppressAutoHyphens w:val="true"/>
       <w:bidi w:val="0"/>
+      <w:spacing w:before="0" w:after="0"/>
+      <w:jc w:val="left"/>
     </w:pPr>
     <w:rPr>
       <w:rFonts w:ascii="Liberation Serif" w:hAnsi="Liberation Serif" w:eastAsia="Noto Serif CJK SC" w:cs="Lohit Devanagari"/>
@@ -1083,6 +1834,14 @@
     <w:qFormat/>
     <w:rPr>
       <w:rFonts w:ascii="OpenSymbol" w:hAnsi="OpenSymbol" w:eastAsia="OpenSymbol" w:cs="OpenSymbol"/>
+    </w:rPr>
+  </w:style>
+  <w:style w:type="character" w:styleId="StrongEmphasis">
+    <w:name w:val="Strong Emphasis"/>
+    <w:qFormat/>
+    <w:rPr>
+      <w:b/>
+      <w:bCs/>
     </w:rPr>
   </w:style>
   <w:style w:type="paragraph" w:styleId="Heading">
